--- a/GrowMailers_Report_One_Page_Summary.docx
+++ b/GrowMailers_Report_One_Page_Summary.docx
@@ -49,7 +49,7 @@
           <w:sz w:val="15"/>
           <w:szCs w:val="15"/>
         </w:rPr>
-        <w:t xml:space="preserve">Summary of the full 66-page report (17 sections)  ·  28 September 2026  ·  Internal use only</w:t>
+        <w:t xml:space="preserve">Summary of the full 71-page report (17 sections plus a client profile)  ·  28 September 2026  ·  Internal use only</w:t>
       </w:r>
     </w:p>
     <w:p>
